--- a/_build/docx/04_Шаблоны_управления_отделом/1_Табель_учета_рабочего_времени.docx
+++ b/_build/docx/04_Шаблоны_управления_отделом/1_Табель_учета_рабочего_времени.docx
@@ -892,7 +892,7 @@
                 <w:rFonts w:ascii="Times New Roman" w:hAnsi="Times New Roman"/>
                 <w:sz w:val="22"/>
               </w:rPr>
-              <w:t>[Конструктор 1], инж.-констр.</w:t>
+              <w:t>Шука А.С., инж.-констр.</w:t>
             </w:r>
           </w:p>
         </w:tc>
@@ -1012,7 +1012,7 @@
                 <w:rFonts w:ascii="Times New Roman" w:hAnsi="Times New Roman"/>
                 <w:sz w:val="22"/>
               </w:rPr>
-              <w:t>[Архитектор 1], архитектор</w:t>
+              <w:t>Горбач Д.О., архитектор</w:t>
             </w:r>
           </w:p>
         </w:tc>
@@ -1692,7 +1692,7 @@
                 <w:rFonts w:ascii="Times New Roman" w:hAnsi="Times New Roman"/>
                 <w:sz w:val="22"/>
               </w:rPr>
-              <w:t>[Конструктор 1]</w:t>
+              <w:t>Шука А.С.</w:t>
             </w:r>
           </w:p>
         </w:tc>
@@ -1818,7 +1818,7 @@
                 <w:rFonts w:ascii="Times New Roman" w:hAnsi="Times New Roman"/>
                 <w:sz w:val="22"/>
               </w:rPr>
-              <w:t>[Архитектор 1]</w:t>
+              <w:t>Горбач Д.О.</w:t>
             </w:r>
           </w:p>
         </w:tc>
@@ -2268,7 +2268,7 @@
                 <w:rFonts w:ascii="Times New Roman" w:hAnsi="Times New Roman"/>
                 <w:sz w:val="22"/>
               </w:rPr>
-              <w:t>[Конструктор 1]</w:t>
+              <w:t>Шука А.С.</w:t>
             </w:r>
           </w:p>
         </w:tc>
@@ -2328,7 +2328,7 @@
                 <w:rFonts w:ascii="Times New Roman" w:hAnsi="Times New Roman"/>
                 <w:sz w:val="22"/>
               </w:rPr>
-              <w:t>[Архитектор 1]</w:t>
+              <w:t>Горбач Д.О.</w:t>
             </w:r>
           </w:p>
         </w:tc>
